--- a/周泽华-Golang后端开发-可编辑简历.docx
+++ b/周泽华-Golang后端开发-可编辑简历.docx
@@ -103,7 +103,7 @@
                 <w:color w:val="111827"/>
                 <w:sz w:val="17"/>
               </w:rPr>
-              <w:t>Golang 后端开发 · 微服务  / 云原生</w:t>
+              <w:t xml:space="preserve">Golang 后端开发 </w:t>
             </w:r>
           </w:p>
           <w:p>
@@ -355,6 +355,10 @@
           <w:tab w:val="right" w:pos="10080"/>
         </w:tabs>
         <w:spacing w:before="30" w:after="20"/>
+        <w:rPr>
+          <w:rFonts w:hint="default" w:eastAsia="微软雅黑"/>
+          <w:lang w:val="en-US" w:eastAsia="zh-CN"/>
+        </w:rPr>
       </w:pPr>
       <w:r>
         <w:rPr>
@@ -379,7 +383,16 @@
           <w:color w:val="374151"/>
           <w:sz w:val="16"/>
         </w:rPr>
-        <w:t>2026.06 - 至今</w:t>
+        <w:t xml:space="preserve">2026.06 - </w:t>
+      </w:r>
+      <w:r>
+        <w:rPr>
+          <w:rFonts w:hint="eastAsia"/>
+          <w:color w:val="374151"/>
+          <w:sz w:val="16"/>
+          <w:lang w:val="en-US" w:eastAsia="zh-CN"/>
+        </w:rPr>
+        <w:t>2026.09</w:t>
       </w:r>
     </w:p>
     <w:p>
@@ -389,13 +402,69 @@
         <w:keepLines/>
         <w:rPr>
           <w:rFonts w:hint="eastAsia" w:ascii="黑体" w:hAnsi="黑体" w:eastAsia="黑体" w:cs="黑体"/>
+          <w:b/>
+          <w:bCs/>
+          <w:color w:val="174A86"/>
+          <w:sz w:val="20"/>
+          <w:szCs w:val="26"/>
+          <w:lang w:val="en-US" w:eastAsia="zh-CN" w:bidi="ar-SA"/>
         </w:rPr>
       </w:pPr>
       <w:r>
         <w:rPr>
           <w:rFonts w:hint="eastAsia" w:ascii="黑体" w:hAnsi="黑体" w:eastAsia="黑体" w:cs="黑体"/>
+          <w:b/>
+          <w:bCs/>
+          <w:color w:val="174A86"/>
+          <w:sz w:val="20"/>
+          <w:szCs w:val="26"/>
+          <w:lang w:val="en-US" w:eastAsia="zh-CN" w:bidi="ar-SA"/>
         </w:rPr>
-        <w:t>银行反欺诈风控服务 | 并发聚合、容灾降级与配置治理</w:t>
+        <w:t>安御服务 | 金融反欺诈风控平台</w:t>
+      </w:r>
+    </w:p>
+    <w:p>
+      <w:pPr>
+        <w:keepNext w:val="0"/>
+        <w:keepLines w:val="0"/>
+        <w:widowControl/>
+        <w:suppressLineNumbers w:val="0"/>
+        <w:jc w:val="left"/>
+        <w:rPr>
+          <w:rFonts w:hint="default" w:ascii="微软雅黑" w:hAnsi="微软雅黑" w:eastAsia="微软雅黑" w:cs="微软雅黑"/>
+          <w:color w:val="808080" w:themeColor="text1" w:themeTint="80"/>
+          <w:kern w:val="0"/>
+          <w:sz w:val="15"/>
+          <w:szCs w:val="15"/>
+          <w:lang w:val="en-US" w:eastAsia="zh-CN" w:bidi="ar"/>
+          <w14:textFill>
+            <w14:solidFill>
+              <w14:schemeClr w14:val="tx1">
+                <w14:lumMod w14:val="50000"/>
+                <w14:lumOff w14:val="50000"/>
+              </w14:schemeClr>
+            </w14:solidFill>
+          </w14:textFill>
+        </w:rPr>
+      </w:pPr>
+      <w:r>
+        <w:rPr>
+          <w:rFonts w:ascii="微软雅黑" w:hAnsi="微软雅黑" w:eastAsia="微软雅黑" w:cs="微软雅黑"/>
+          <w:color w:val="808080" w:themeColor="text1" w:themeTint="80"/>
+          <w:kern w:val="0"/>
+          <w:sz w:val="15"/>
+          <w:szCs w:val="15"/>
+          <w:lang w:val="en-US" w:eastAsia="zh-CN" w:bidi="ar"/>
+          <w14:textFill>
+            <w14:solidFill>
+              <w14:schemeClr w14:val="tx1">
+                <w14:lumMod w14:val="50000"/>
+                <w14:lumOff w14:val="50000"/>
+              </w14:schemeClr>
+            </w14:solidFill>
+          </w14:textFill>
+        </w:rPr>
+        <w:t>Go · Goroutine · sync/atomic · 配置中心｜面向银行反欺诈场景，并发聚合多源风险数据，支持敏感字段处理、主被动降级、配置热更新及链路监控。</w:t>
       </w:r>
     </w:p>
     <w:p>
@@ -474,6 +543,184 @@
     </w:p>
     <w:p>
       <w:pPr>
+        <w:keepNext w:val="0"/>
+        <w:keepLines w:val="0"/>
+        <w:widowControl/>
+        <w:suppressLineNumbers w:val="0"/>
+        <w:jc w:val="left"/>
+        <w:rPr>
+          <w:rFonts w:hint="default" w:ascii="黑体" w:hAnsi="黑体" w:eastAsia="黑体" w:cs="黑体"/>
+          <w:b/>
+          <w:bCs/>
+          <w:color w:val="174A86"/>
+          <w:sz w:val="20"/>
+          <w:szCs w:val="26"/>
+          <w:lang w:val="en-US" w:eastAsia="zh-CN" w:bidi="ar-SA"/>
+        </w:rPr>
+      </w:pPr>
+      <w:r>
+        <w:rPr>
+          <w:rFonts w:hint="eastAsia" w:ascii="黑体" w:hAnsi="黑体" w:eastAsia="黑体" w:cs="黑体"/>
+          <w:b/>
+          <w:bCs/>
+          <w:color w:val="174A86"/>
+          <w:sz w:val="20"/>
+          <w:szCs w:val="26"/>
+          <w:lang w:val="en-US" w:eastAsia="zh-CN" w:bidi="ar-SA"/>
+        </w:rPr>
+        <w:t>中心化 Cron 服务｜Agent 长任务调度与执行平台</w:t>
+      </w:r>
+    </w:p>
+    <w:p>
+      <w:pPr>
+        <w:keepNext w:val="0"/>
+        <w:keepLines w:val="0"/>
+        <w:widowControl/>
+        <w:suppressLineNumbers w:val="0"/>
+        <w:jc w:val="left"/>
+        <w:rPr>
+          <w:rFonts w:hint="eastAsia" w:ascii="微软雅黑" w:hAnsi="微软雅黑" w:eastAsia="微软雅黑" w:cs="微软雅黑"/>
+          <w:color w:val="808080" w:themeColor="text1" w:themeTint="80"/>
+          <w:kern w:val="0"/>
+          <w:sz w:val="15"/>
+          <w:szCs w:val="15"/>
+          <w:lang w:val="en-US" w:eastAsia="en-US" w:bidi="ar"/>
+          <w14:textFill>
+            <w14:solidFill>
+              <w14:schemeClr w14:val="tx1">
+                <w14:lumMod w14:val="50000"/>
+                <w14:lumOff w14:val="50000"/>
+              </w14:schemeClr>
+            </w14:solidFill>
+          </w14:textFill>
+        </w:rPr>
+      </w:pPr>
+      <w:r>
+        <w:rPr>
+          <w:rFonts w:ascii="微软雅黑" w:hAnsi="微软雅黑" w:eastAsia="微软雅黑" w:cs="微软雅黑"/>
+          <w:color w:val="808080" w:themeColor="text1" w:themeTint="80"/>
+          <w:kern w:val="0"/>
+          <w:sz w:val="15"/>
+          <w:szCs w:val="15"/>
+          <w:lang w:val="en-US" w:eastAsia="zh-CN" w:bidi="ar"/>
+          <w14:textFill>
+            <w14:solidFill>
+              <w14:schemeClr w14:val="tx1">
+                <w14:lumMod w14:val="50000"/>
+                <w14:lumOff w14:val="50000"/>
+              </w14:schemeClr>
+            </w14:solidFill>
+          </w14:textFill>
+        </w:rPr>
+        <w:t>Go · TypeScript · MySQL · Redis｜沙箱化后替代 OpenClaw 本地 Cron，统一管理任务定义、单次执行、异常恢复及结果投递。</w:t>
+      </w:r>
+    </w:p>
+    <w:p>
+      <w:pPr>
+        <w:keepNext w:val="0"/>
+        <w:keepLines w:val="0"/>
+        <w:widowControl/>
+        <w:suppressLineNumbers w:val="0"/>
+        <w:ind w:left="340" w:leftChars="100" w:hanging="170" w:hangingChars="100"/>
+        <w:jc w:val="left"/>
+      </w:pPr>
+      <w:r>
+        <w:rPr>
+          <w:rFonts w:hint="eastAsia" w:ascii="Arial" w:hAnsi="Arial" w:eastAsia="微软雅黑"/>
+          <w:b/>
+          <w:color w:val="1F2937"/>
+          <w:sz w:val="17"/>
+          <w:lang w:val="en-US" w:eastAsia="zh-CN"/>
+        </w:rPr>
+        <w:t>• 独立设计并建设中心化 Cron 服务</w:t>
+      </w:r>
+      <w:r>
+        <w:rPr>
+          <w:rFonts w:hint="eastAsia"/>
+          <w:b/>
+          <w:color w:val="1F2937"/>
+          <w:sz w:val="17"/>
+          <w:lang w:val="en-US" w:eastAsia="zh-CN"/>
+        </w:rPr>
+        <w:t>：</w:t>
+      </w:r>
+      <w:r>
+        <w:rPr>
+          <w:rFonts w:hint="eastAsia"/>
+          <w:lang w:val="en-US" w:eastAsia="zh-CN"/>
+        </w:rPr>
+        <w:t xml:space="preserve">通过 Job/Run 分离管理任务定义与单次执行，基于状态机记录执行账，以事务和 CAS Claim 保证多实例并发扫描下任务唯 一领取，并统一处理重试、取消、超时收口及结果投递。 </w:t>
+      </w:r>
+    </w:p>
+    <w:p>
+      <w:pPr>
+        <w:keepNext w:val="0"/>
+        <w:keepLines w:val="0"/>
+        <w:widowControl/>
+        <w:suppressLineNumbers w:val="0"/>
+        <w:ind w:left="340" w:leftChars="100" w:hanging="170" w:hangingChars="100"/>
+        <w:jc w:val="left"/>
+      </w:pPr>
+      <w:r>
+        <w:rPr>
+          <w:rFonts w:hint="eastAsia" w:ascii="Arial" w:hAnsi="Arial" w:eastAsia="微软雅黑"/>
+          <w:b/>
+          <w:color w:val="1F2937"/>
+          <w:sz w:val="17"/>
+          <w:lang w:val="en-US" w:eastAsia="zh-CN"/>
+        </w:rPr>
+        <w:t>• 开发 OpenClaw cron-bridge 插件</w:t>
+      </w:r>
+      <w:r>
+        <w:rPr>
+          <w:rFonts w:hint="eastAsia"/>
+          <w:b/>
+          <w:color w:val="1F2937"/>
+          <w:sz w:val="17"/>
+          <w:lang w:val="en-US" w:eastAsia="zh-CN"/>
+        </w:rPr>
+        <w:t>：</w:t>
+      </w:r>
+      <w:r>
+        <w:rPr>
+          <w:rFonts w:hint="eastAsia"/>
+          <w:lang w:val="en-US" w:eastAsia="zh-CN"/>
+        </w:rPr>
+        <w:t xml:space="preserve">复用框架工具机制接管任务增删改查，禁用原生 Cron 工具及本地调度进程，通过稳定任务 ID、服务端幂等与失败关闭避 免双调度和重复创建。 </w:t>
+      </w:r>
+    </w:p>
+    <w:p>
+      <w:pPr>
+        <w:keepNext w:val="0"/>
+        <w:keepLines w:val="0"/>
+        <w:widowControl/>
+        <w:suppressLineNumbers w:val="0"/>
+        <w:ind w:left="340" w:leftChars="100" w:hanging="170" w:hangingChars="100"/>
+        <w:jc w:val="left"/>
+        <w:rPr>
+          <w:rFonts w:hint="eastAsia"/>
+        </w:rPr>
+      </w:pPr>
+      <w:r>
+        <w:rPr>
+          <w:rFonts w:hint="eastAsia" w:ascii="Arial" w:hAnsi="Arial" w:eastAsia="微软雅黑"/>
+          <w:b/>
+          <w:color w:val="1F2937"/>
+          <w:sz w:val="17"/>
+          <w:lang w:val="en-US" w:eastAsia="zh-CN"/>
+        </w:rPr>
+        <w:t>• 基于 Run 执行账与后台补偿 Worker 处理任务卡滞和响应丢失</w:t>
+      </w:r>
+      <w:r>
+        <w:rPr>
+          <w:rFonts w:hint="eastAsia"/>
+          <w:lang w:val="en-US" w:eastAsia="zh-CN"/>
+        </w:rPr>
+        <w:t>，并基于现有 Agent 生命周期 Hook 与 CFS 日志设计 Append-only Checkpoint 上报方案，支持执行轨迹可视化及失败定位。</w:t>
+      </w:r>
+    </w:p>
+    <w:p>
+      <w:pPr>
         <w:keepNext/>
         <w:shd w:val="clear" w:color="auto" w:fill="EEF1F4"/>
         <w:tabs>
@@ -519,8 +766,72 @@
       <w:r>
         <w:rPr>
           <w:rFonts w:hint="eastAsia" w:ascii="黑体" w:hAnsi="黑体" w:eastAsia="黑体" w:cs="黑体"/>
+          <w:lang w:val="en-US" w:eastAsia="zh-CN"/>
         </w:rPr>
-        <w:t>云原生 PaaS 平台 | 容器服务治理与资源调度</w:t>
+        <w:t>KRP2</w:t>
+      </w:r>
+      <w:r>
+        <w:rPr>
+          <w:rFonts w:hint="eastAsia" w:ascii="黑体" w:hAnsi="黑体" w:eastAsia="黑体" w:cs="黑体"/>
+        </w:rPr>
+        <w:t xml:space="preserve"> | 云原生 PaaS </w:t>
+      </w:r>
+      <w:r>
+        <w:rPr>
+          <w:rFonts w:hint="eastAsia" w:ascii="黑体" w:hAnsi="黑体" w:eastAsia="黑体" w:cs="黑体"/>
+          <w:lang w:val="en-US" w:eastAsia="zh-CN"/>
+        </w:rPr>
+        <w:t>管控</w:t>
+      </w:r>
+      <w:r>
+        <w:rPr>
+          <w:rFonts w:hint="eastAsia" w:ascii="黑体" w:hAnsi="黑体" w:eastAsia="黑体" w:cs="黑体"/>
+        </w:rPr>
+        <w:t>平台</w:t>
+      </w:r>
+    </w:p>
+    <w:p>
+      <w:pPr>
+        <w:keepNext w:val="0"/>
+        <w:keepLines w:val="0"/>
+        <w:widowControl/>
+        <w:suppressLineNumbers w:val="0"/>
+        <w:jc w:val="left"/>
+        <w:rPr>
+          <w:rFonts w:hint="eastAsia" w:ascii="微软雅黑" w:hAnsi="微软雅黑" w:eastAsia="微软雅黑" w:cs="微软雅黑"/>
+          <w:color w:val="808080" w:themeColor="text1" w:themeTint="80"/>
+          <w:kern w:val="0"/>
+          <w:sz w:val="15"/>
+          <w:szCs w:val="15"/>
+          <w:lang w:val="en-US" w:eastAsia="zh-CN" w:bidi="ar"/>
+          <w14:textFill>
+            <w14:solidFill>
+              <w14:schemeClr w14:val="tx1">
+                <w14:lumMod w14:val="50000"/>
+                <w14:lumOff w14:val="50000"/>
+              </w14:schemeClr>
+            </w14:solidFill>
+          </w14:textFill>
+        </w:rPr>
+      </w:pPr>
+      <w:r>
+        <w:rPr>
+          <w:rFonts w:ascii="微软雅黑" w:hAnsi="微软雅黑" w:eastAsia="微软雅黑" w:cs="微软雅黑"/>
+          <w:color w:val="808080" w:themeColor="text1" w:themeTint="80"/>
+          <w:kern w:val="0"/>
+          <w:sz w:val="15"/>
+          <w:szCs w:val="15"/>
+          <w:lang w:val="en-US" w:eastAsia="zh-CN" w:bidi="ar"/>
+          <w14:textFill>
+            <w14:solidFill>
+              <w14:schemeClr w14:val="tx1">
+                <w14:lumMod w14:val="50000"/>
+                <w14:lumOff w14:val="50000"/>
+              </w14:schemeClr>
+            </w14:solidFill>
+          </w14:textFill>
+        </w:rPr>
+        <w:t>Go · Kafka · Kubernetes｜面向推荐引擎服务，统一对接多套容器平台，支持临时环境回收、资源配额管理及跨系统状态一致性治理。</w:t>
       </w:r>
     </w:p>
     <w:p>
@@ -546,17 +857,7 @@
           <w:color w:val="1F2937"/>
           <w:sz w:val="17"/>
         </w:rPr>
-        <w:t>基于消息队</w:t>
-      </w:r>
-      <w:bookmarkStart w:id="0" w:name="_GoBack"/>
-      <w:bookmarkEnd w:id="0"/>
-      <w:r>
-        <w:rPr>
-          <w:rFonts w:ascii="Arial" w:hAnsi="Arial" w:eastAsia="微软雅黑"/>
-          <w:color w:val="1F2937"/>
-          <w:sz w:val="17"/>
-        </w:rPr>
-        <w:t>列消费到期事件，批量清理跨服务关联环境；兼容两套容器编排平台的直接删除与异步下线策略，并以幂等消费、失败重试、操作审计和结果通知保障释放链路一致性。</w:t>
+        <w:t>基于消息队列消费到期事件，批量清理跨服务关联环境；兼容两套容器编排平台的直接删除与异步下线策略，并以幂等消费、失败重试、操作审计和结果通知保障释放链路一致性。</w:t>
       </w:r>
     </w:p>
     <w:p>
@@ -685,14 +986,82 @@
         <w:keepNext/>
         <w:keepLines/>
         <w:rPr>
-          <w:rFonts w:hint="eastAsia" w:ascii="黑体" w:hAnsi="黑体" w:eastAsia="黑体" w:cs="黑体"/>
+          <w:rFonts w:hint="default" w:ascii="黑体" w:hAnsi="黑体" w:eastAsia="黑体" w:cs="黑体"/>
+          <w:lang w:val="en-US" w:eastAsia="zh-CN"/>
         </w:rPr>
       </w:pPr>
       <w:r>
         <w:rPr>
           <w:rFonts w:hint="eastAsia" w:ascii="黑体" w:hAnsi="黑体" w:eastAsia="黑体" w:cs="黑体"/>
+          <w:lang w:val="en-US" w:eastAsia="zh-CN"/>
         </w:rPr>
-        <w:t>效能工具核心组件 | 性能优化、数据鲁棒性与智能诊断</w:t>
+        <w:t>Xshark</w:t>
+      </w:r>
+      <w:r>
+        <w:rPr>
+          <w:rFonts w:hint="eastAsia" w:ascii="黑体" w:hAnsi="黑体" w:eastAsia="黑体" w:cs="黑体"/>
+        </w:rPr>
+        <w:t xml:space="preserve"> | </w:t>
+      </w:r>
+      <w:r>
+        <w:rPr>
+          <w:rFonts w:hint="eastAsia" w:ascii="黑体" w:hAnsi="黑体" w:eastAsia="黑体" w:cs="黑体"/>
+          <w:lang w:val="en-US" w:eastAsia="zh-CN"/>
+        </w:rPr>
+        <w:t>远程车载日志解析与可视化</w:t>
+      </w:r>
+      <w:bookmarkStart w:id="0" w:name="_GoBack"/>
+      <w:bookmarkEnd w:id="0"/>
+      <w:r>
+        <w:rPr>
+          <w:rFonts w:hint="eastAsia" w:ascii="黑体" w:hAnsi="黑体" w:eastAsia="黑体" w:cs="黑体"/>
+          <w:lang w:val="en-US" w:eastAsia="zh-CN"/>
+        </w:rPr>
+        <w:t>平台</w:t>
+      </w:r>
+    </w:p>
+    <w:p>
+      <w:pPr>
+        <w:keepNext w:val="0"/>
+        <w:keepLines w:val="0"/>
+        <w:widowControl/>
+        <w:suppressLineNumbers w:val="0"/>
+        <w:jc w:val="left"/>
+        <w:rPr>
+          <w:rFonts w:hint="eastAsia" w:ascii="微软雅黑" w:hAnsi="微软雅黑" w:eastAsia="微软雅黑" w:cs="微软雅黑"/>
+          <w:color w:val="808080" w:themeColor="text1" w:themeTint="80"/>
+          <w:kern w:val="0"/>
+          <w:sz w:val="15"/>
+          <w:szCs w:val="15"/>
+          <w:lang w:val="en-US" w:eastAsia="zh-CN" w:bidi="ar"/>
+          <w14:textFill>
+            <w14:solidFill>
+              <w14:schemeClr w14:val="tx1">
+                <w14:lumMod w14:val="50000"/>
+                <w14:lumOff w14:val="50000"/>
+              </w14:schemeClr>
+            </w14:solidFill>
+          </w14:textFill>
+        </w:rPr>
+      </w:pPr>
+      <w:r>
+        <w:rPr>
+          <w:rFonts w:ascii="微软雅黑" w:hAnsi="微软雅黑" w:eastAsia="微软雅黑" w:cs="微软雅黑"/>
+          <w:color w:val="808080" w:themeColor="text1" w:themeTint="80"/>
+          <w:kern w:val="0"/>
+          <w:sz w:val="15"/>
+          <w:szCs w:val="15"/>
+          <w:lang w:val="en-US" w:eastAsia="zh-CN" w:bidi="ar"/>
+          <w14:textFill>
+            <w14:solidFill>
+              <w14:schemeClr w14:val="tx1">
+                <w14:lumMod w14:val="50000"/>
+                <w14:lumOff w14:val="50000"/>
+              </w14:schemeClr>
+            </w14:solidFill>
+          </w14:textFill>
+        </w:rPr>
+        <w:t>Go · Python · MCP · Agent Skills｜面向研发日志分析，优化多格式日志解析与数据处理，串联异常提取、模型诊断及报告生成。</w:t>
       </w:r>
     </w:p>
     <w:p>
@@ -958,17 +1327,6 @@
     </w:p>
     <w:p>
       <w:pPr>
-        <w:numPr>
-          <w:numId w:val="0"/>
-        </w:numPr>
-        <w:tabs>
-          <w:tab w:val="left" w:pos="320"/>
-        </w:tabs>
-        <w:spacing w:before="0" w:after="12" w:line="240" w:lineRule="auto"/>
-      </w:pPr>
-    </w:p>
-    <w:p>
-      <w:pPr>
         <w:pStyle w:val="3"/>
         <w:keepNext/>
         <w:keepLines/>
@@ -1448,7 +1806,7 @@
   <w:docDefaults>
     <w:rPrDefault>
       <w:rPr>
-        <w:rFonts w:asciiTheme="minorHAnsi" w:hAnsiTheme="minorHAnsi" w:eastAsiaTheme="minorEastAsia" w:cstheme="minorBidi"/>
+        <w:rFonts w:ascii="Times New Roman" w:hAnsi="Times New Roman" w:eastAsia="宋体" w:cs="Times New Roman"/>
       </w:rPr>
     </w:rPrDefault>
     <w:pPrDefault/>

--- a/周泽华-Golang后端开发-可编辑简历.docx
+++ b/周泽华-Golang后端开发-可编辑简历.docx
@@ -914,32 +914,6 @@
     </w:p>
     <w:p>
       <w:pPr>
-        <w:numPr>
-          <w:ilvl w:val="0"/>
-          <w:numId w:val="7"/>
-        </w:numPr>
-        <w:spacing w:before="0" w:after="12" w:line="240" w:lineRule="auto"/>
-      </w:pPr>
-      <w:r>
-        <w:rPr>
-          <w:rFonts w:ascii="Arial" w:hAnsi="Arial" w:eastAsia="微软雅黑"/>
-          <w:b/>
-          <w:color w:val="1F2937"/>
-          <w:sz w:val="17"/>
-        </w:rPr>
-        <w:t>迁移与可观测治理：</w:t>
-      </w:r>
-      <w:r>
-        <w:rPr>
-          <w:rFonts w:ascii="Arial" w:hAnsi="Arial" w:eastAsia="微软雅黑"/>
-          <w:color w:val="1F2937"/>
-          <w:sz w:val="17"/>
-        </w:rPr>
-        <w:t>在服务创建后端入口按地域与服务类型白名单双重校验，阻断绕过迁移规则的请求；为服务环境列表补充国内外平台跳转与边界兜底，提升跨平台排障效率。</w:t>
-      </w:r>
-    </w:p>
-    <w:p>
-      <w:pPr>
         <w:keepNext/>
         <w:shd w:val="clear" w:color="auto" w:fill="EEF1F4"/>
         <w:tabs>
@@ -953,6 +927,8 @@
           <w:sz w:val="18"/>
         </w:rPr>
       </w:pPr>
+      <w:bookmarkStart w:id="0" w:name="_GoBack"/>
+      <w:bookmarkEnd w:id="0"/>
       <w:r>
         <w:rPr>
           <w:rFonts w:ascii="Arial" w:hAnsi="Arial" w:eastAsia="微软雅黑"/>
@@ -1008,16 +984,7 @@
           <w:rFonts w:hint="eastAsia" w:ascii="黑体" w:hAnsi="黑体" w:eastAsia="黑体" w:cs="黑体"/>
           <w:lang w:val="en-US" w:eastAsia="zh-CN"/>
         </w:rPr>
-        <w:t>远程车载日志解析与可视化</w:t>
-      </w:r>
-      <w:bookmarkStart w:id="0" w:name="_GoBack"/>
-      <w:bookmarkEnd w:id="0"/>
-      <w:r>
-        <w:rPr>
-          <w:rFonts w:hint="eastAsia" w:ascii="黑体" w:hAnsi="黑体" w:eastAsia="黑体" w:cs="黑体"/>
-          <w:lang w:val="en-US" w:eastAsia="zh-CN"/>
-        </w:rPr>
-        <w:t>平台</w:t>
+        <w:t>远程车载日志解析与可视化平台</w:t>
       </w:r>
     </w:p>
     <w:p>
